--- a/docs/legal/2026-09-08/deliverables/09_Уведомления_в_РКН_черновики.docx
+++ b/docs/legal/2026-09-08/deliverables/09_Уведомления_в_РКН_черновики.docx
@@ -12,7 +12,7 @@
     </w:p>
     <w:p>
       <w:r>
-        <w:t xml:space="preserve">Подготовлено 3 октября 2026 года. Это заполненные черновики для переноса в формы портала персональных данных </w:t>
+        <w:t xml:space="preserve">Подготовлено 3 октября 2026 года, обновлено 7 октября 2026 года: оператор — физическое лицо, как в опубликованных документах; вход для России — по email и через VK ID, вход по SMS выключен. Это заполненные черновики для переноса в формы портала персональных данных </w:t>
       </w:r>
       <w:hyperlink r:id="rId11">
         <w:r>
@@ -24,7 +24,19 @@
         </w:r>
       </w:hyperlink>
       <w:r>
-        <w:t xml:space="preserve"> (форма уведомления утверждена приказом Роскомнадзора от 28.10.2022 № 180). Порядок пунктов повторяет часть 3 статьи 22 и часть 4 статьи 12 закона № 152-ФЗ. Поля с двойными квадратными скобками заполняет владелец. Перед подачей текст сверяется с действующими документами 00, 02 и 08.</w:t>
+        <w:t xml:space="preserve"> (форма уведомления утверждена приказом Роскомнадзора от 28.10.2022 № 180). Порядок пунктов повторяет часть 3 статьи 22 и часть 4 статьи 12 закона № 152-ФЗ. Поля с двойными квадратными скобками заполняет владелец. Текст сверен с опубликованной политикой обработки персональных данных в редакции от 7 октября 2026 года (</w:t>
+      </w:r>
+      <w:hyperlink r:id="rId12">
+        <w:r>
+          <w:rPr>
+            <w:color w:val="1F4D70"/>
+            <w:u w:val="single"/>
+          </w:rPr>
+          <w:t>https://sportsearch.shop/legal/privacy):</w:t>
+        </w:r>
+      </w:hyperlink>
+      <w:r>
+        <w:t xml:space="preserve"> уведомление не должно расходиться с ней.</w:t>
       </w:r>
     </w:p>
     <w:p>
@@ -52,7 +64,7 @@
     </w:p>
     <w:p>
       <w:r>
-        <w:t>4. Способ подачи. Заполнить форму на портале и подписать усиленной квалифицированной электронной подписью; если портал не примет подпись физического лица из приложения Госключ, распечатать сформированное уведомление, подписать и направить заказным письмом в Управление Роскомнадзора по Северо-Западному федеральному округу (адрес — на сайте 78.rkn.gov.ru) или сдать лично.</w:t>
+        <w:t>4. Способ подачи. В форме выбрать тип оператора «физическое лицо» — так оператор назван в политике; ОГРНИП не указывается. Заполнить форму на портале и подписать усиленной квалифицированной электронной подписью; если портал не примет подпись физического лица (в том числе из приложения Госключ), распечатать сформированное уведомление, подписать и направить заказным письмом в Управление Роскомнадзора по Северо-Западному федеральному округу (адрес — на сайте 78.rkn.gov.ru) или сдать лично.</w:t>
       </w:r>
     </w:p>
     <w:p>
@@ -62,7 +74,12 @@
     </w:p>
     <w:p>
       <w:r>
-        <w:t>6. Сохранить поданные экземпляры и подтверждения, затем проверить запись в реестре операторов.</w:t>
+        <w:t>6. Сохранить поданные экземпляры и подтверждения, затем проверить запись в реестре операторов (Роскомнадзор вносит её в течение 30 дней).</w:t>
+      </w:r>
+    </w:p>
+    <w:p>
+      <w:r>
+        <w:t>7. Изменения после подачи — в течение 10 рабочих дней информационным письмом через тот же портал: переход оператора на индивидуального предпринимателя (тогда же — новая редакция документов), включение входа по SMS (добавляется ООО «СМС.РУ»), новые получатели или страны, смена места хранения данных.</w:t>
       </w:r>
     </w:p>
     <w:p>
@@ -182,7 +199,7 @@
               <w:rPr>
                 <w:sz w:val="18"/>
               </w:rPr>
-              <w:t>Оператор</w:t>
+              <w:t>Тип оператора</w:t>
             </w:r>
           </w:p>
         </w:tc>
@@ -206,7 +223,7 @@
               <w:rPr>
                 <w:sz w:val="18"/>
               </w:rPr>
-              <w:t>Индивидуальный предприниматель Захаров Матвей Владимирович</w:t>
+              <w:t>Физическое лицо</w:t>
             </w:r>
           </w:p>
         </w:tc>
@@ -235,6 +252,59 @@
               <w:rPr>
                 <w:sz w:val="18"/>
               </w:rPr>
+              <w:t>Оператор</w:t>
+            </w:r>
+          </w:p>
+        </w:tc>
+        <w:tc>
+          <w:tcPr>
+            <w:tcW w:type="dxa" w:w="6576"/>
+            <w:vAlign w:val="center"/>
+            <w:tcMar>
+              <w:top w:w="75" w:type="dxa"/>
+              <w:bottom w:w="75" w:type="dxa"/>
+              <w:left w:w="90" w:type="dxa"/>
+              <w:right w:w="90" w:type="dxa"/>
+            </w:tcMar>
+            <w:shd w:fill="F4F4F4"/>
+          </w:tcPr>
+          <w:p>
+            <w:pPr>
+              <w:spacing w:after="0" w:line="247" w:lineRule="auto"/>
+            </w:pPr>
+            <w:r>
+              <w:rPr>
+                <w:sz w:val="18"/>
+              </w:rPr>
+              <w:t>Захаров Матвей Владимирович</w:t>
+            </w:r>
+          </w:p>
+        </w:tc>
+      </w:tr>
+      <w:tr>
+        <w:trPr>
+          <w:cantSplit/>
+        </w:trPr>
+        <w:tc>
+          <w:tcPr>
+            <w:tcW w:type="dxa" w:w="2948"/>
+            <w:vAlign w:val="center"/>
+            <w:tcMar>
+              <w:top w:w="75" w:type="dxa"/>
+              <w:bottom w:w="75" w:type="dxa"/>
+              <w:left w:w="90" w:type="dxa"/>
+              <w:right w:w="90" w:type="dxa"/>
+            </w:tcMar>
+            <w:shd w:fill="FFFFFF"/>
+          </w:tcPr>
+          <w:p>
+            <w:pPr>
+              <w:spacing w:after="0" w:line="247" w:lineRule="auto"/>
+            </w:pPr>
+            <w:r>
+              <w:rPr>
+                <w:sz w:val="18"/>
+              </w:rPr>
               <w:t>ИНН</w:t>
             </w:r>
           </w:p>
@@ -249,7 +319,7 @@
               <w:left w:w="90" w:type="dxa"/>
               <w:right w:w="90" w:type="dxa"/>
             </w:tcMar>
-            <w:shd w:fill="F4F4F4"/>
+            <w:shd w:fill="FFFFFF"/>
           </w:tcPr>
           <w:p>
             <w:pPr>
@@ -278,6 +348,60 @@
               <w:left w:w="90" w:type="dxa"/>
               <w:right w:w="90" w:type="dxa"/>
             </w:tcMar>
+            <w:shd w:fill="F4F4F4"/>
+          </w:tcPr>
+          <w:p>
+            <w:pPr>
+              <w:spacing w:after="0" w:line="247" w:lineRule="auto"/>
+            </w:pPr>
+            <w:r>
+              <w:rPr>
+                <w:sz w:val="18"/>
+              </w:rPr>
+              <w:t>Документ, удостоверяющий личность</w:t>
+            </w:r>
+          </w:p>
+        </w:tc>
+        <w:tc>
+          <w:tcPr>
+            <w:tcW w:type="dxa" w:w="6576"/>
+            <w:vAlign w:val="center"/>
+            <w:tcMar>
+              <w:top w:w="75" w:type="dxa"/>
+              <w:bottom w:w="75" w:type="dxa"/>
+              <w:left w:w="90" w:type="dxa"/>
+              <w:right w:w="90" w:type="dxa"/>
+            </w:tcMar>
+            <w:shd w:fill="F4F4F4"/>
+          </w:tcPr>
+          <w:p>
+            <w:pPr>
+              <w:spacing w:after="0" w:line="247" w:lineRule="auto"/>
+            </w:pPr>
+            <w:r>
+              <w:rPr>
+                <w:sz w:val="18"/>
+                <w:highlight w:val="yellow"/>
+              </w:rPr>
+              <w:t>[[ПАСПОРТ — если форма портала его запрашивает]]</w:t>
+            </w:r>
+          </w:p>
+        </w:tc>
+      </w:tr>
+      <w:tr>
+        <w:trPr>
+          <w:cantSplit/>
+        </w:trPr>
+        <w:tc>
+          <w:tcPr>
+            <w:tcW w:type="dxa" w:w="2948"/>
+            <w:vAlign w:val="center"/>
+            <w:tcMar>
+              <w:top w:w="75" w:type="dxa"/>
+              <w:bottom w:w="75" w:type="dxa"/>
+              <w:left w:w="90" w:type="dxa"/>
+              <w:right w:w="90" w:type="dxa"/>
+            </w:tcMar>
             <w:shd w:fill="FFFFFF"/>
           </w:tcPr>
           <w:p>
@@ -288,7 +412,7 @@
               <w:rPr>
                 <w:sz w:val="18"/>
               </w:rPr>
-              <w:t>ОГРНИП</w:t>
+              <w:t>Адрес</w:t>
             </w:r>
           </w:p>
         </w:tc>
@@ -312,7 +436,7 @@
               <w:rPr>
                 <w:sz w:val="18"/>
               </w:rPr>
-              <w:t>326470400131678</w:t>
+              <w:t>187420, Ленинградская область, Волховский район, г. Сясьстрой, ул. Космонавтов, д. 8, кв. 15</w:t>
             </w:r>
           </w:p>
         </w:tc>
@@ -341,7 +465,7 @@
               <w:rPr>
                 <w:sz w:val="18"/>
               </w:rPr>
-              <w:t>Адрес</w:t>
+              <w:t>Почтовый адрес</w:t>
             </w:r>
           </w:p>
         </w:tc>
@@ -365,7 +489,7 @@
               <w:rPr>
                 <w:sz w:val="18"/>
               </w:rPr>
-              <w:t>187420, Ленинградская область, Волховский район, г. Сясьстрой, ул. Космонавтов, д. 8, кв. 15</w:t>
+              <w:t>тот же</w:t>
             </w:r>
           </w:p>
         </w:tc>
@@ -394,7 +518,7 @@
               <w:rPr>
                 <w:sz w:val="18"/>
               </w:rPr>
-              <w:t>Почтовый адрес</w:t>
+              <w:t>Телефон, email</w:t>
             </w:r>
           </w:p>
         </w:tc>
@@ -418,7 +542,7 @@
               <w:rPr>
                 <w:sz w:val="18"/>
               </w:rPr>
-              <w:t>тот же</w:t>
+              <w:t>+7 921 402-47-29; support@sportsearch.shop</w:t>
             </w:r>
           </w:p>
         </w:tc>
@@ -447,7 +571,7 @@
               <w:rPr>
                 <w:sz w:val="18"/>
               </w:rPr>
-              <w:t>Телефон, email</w:t>
+              <w:t>Ресурсы</w:t>
             </w:r>
           </w:p>
         </w:tc>
@@ -467,60 +591,7 @@
             <w:pPr>
               <w:spacing w:after="0" w:line="247" w:lineRule="auto"/>
             </w:pPr>
-            <w:r>
-              <w:rPr>
-                <w:sz w:val="18"/>
-              </w:rPr>
-              <w:t>+7 921 402-47-29; support@sportsearch.shop</w:t>
-            </w:r>
-          </w:p>
-        </w:tc>
-      </w:tr>
-      <w:tr>
-        <w:trPr>
-          <w:cantSplit/>
-        </w:trPr>
-        <w:tc>
-          <w:tcPr>
-            <w:tcW w:type="dxa" w:w="2948"/>
-            <w:vAlign w:val="center"/>
-            <w:tcMar>
-              <w:top w:w="75" w:type="dxa"/>
-              <w:bottom w:w="75" w:type="dxa"/>
-              <w:left w:w="90" w:type="dxa"/>
-              <w:right w:w="90" w:type="dxa"/>
-            </w:tcMar>
-            <w:shd w:fill="FFFFFF"/>
-          </w:tcPr>
-          <w:p>
-            <w:pPr>
-              <w:spacing w:after="0" w:line="247" w:lineRule="auto"/>
-            </w:pPr>
-            <w:r>
-              <w:rPr>
-                <w:sz w:val="18"/>
-              </w:rPr>
-              <w:t>Ресурсы</w:t>
-            </w:r>
-          </w:p>
-        </w:tc>
-        <w:tc>
-          <w:tcPr>
-            <w:tcW w:type="dxa" w:w="6576"/>
-            <w:vAlign w:val="center"/>
-            <w:tcMar>
-              <w:top w:w="75" w:type="dxa"/>
-              <w:bottom w:w="75" w:type="dxa"/>
-              <w:left w:w="90" w:type="dxa"/>
-              <w:right w:w="90" w:type="dxa"/>
-            </w:tcMar>
-            <w:shd w:fill="FFFFFF"/>
-          </w:tcPr>
-          <w:p>
-            <w:pPr>
-              <w:spacing w:after="0" w:line="247" w:lineRule="auto"/>
-            </w:pPr>
-            <w:hyperlink r:id="rId12">
+            <w:hyperlink r:id="rId13">
               <w:r>
                 <w:rPr>
                   <w:color w:val="1F4D70"/>
@@ -541,7 +612,7 @@
               </w:rPr>
               <w:t xml:space="preserve"> приложение НаТреню для iOS (</w:t>
             </w:r>
-            <w:hyperlink r:id="rId13">
+            <w:hyperlink r:id="rId14">
               <w:r>
                 <w:rPr>
                   <w:color w:val="1F4D70"/>
@@ -2498,20 +2569,26 @@
               </w:rPr>
               <w:t>Оператор лично организует обработку; утверждены и опубликованы политика обработки персональных данных (</w:t>
             </w:r>
-            <w:hyperlink r:id="rId14">
+            <w:hyperlink r:id="rId15">
               <w:r>
                 <w:rPr>
                   <w:color w:val="1F4D70"/>
                   <w:u w:val="single"/>
                 </w:rPr>
-                <w:t>https://sportsearch.shop/legal/privacy)</w:t>
+                <w:t>https://sportsearch.shop/legal/privacy</w:t>
               </w:r>
             </w:hyperlink>
             <w:r>
               <w:rPr>
                 <w:sz w:val="18"/>
               </w:rPr>
-              <w:t xml:space="preserve"> и порядок обработки и защиты данных (документ 06); проведена оценка вреда (приложение А) и определён уровень защищённости (приложение Б); доступ к серверу и базе данных — только у оператора по SSH-ключу; пользователи видят чужие данные только в пределах функций и согласий, доступ проверяется на сервере; коды входа хранятся в виде хеша; сеансы ограничены по сроку; файлы из чатов закрыты от прямого доступа; журналы веб-сервера хранятся 14 дней; порядок реагирования на инциденты и уведомления Роскомнадзора — в документе 06</w:t>
+              <w:t>,</w:t>
+            </w:r>
+            <w:r>
+              <w:rPr>
+                <w:sz w:val="18"/>
+              </w:rPr>
+              <w:t xml:space="preserve"> редакция от 7 октября 2026 года) и порядок обработки и защиты данных (документ 06); проведена оценка вреда (приложение А) и определён уровень защищённости (приложение Б); доступ к серверу и базе данных — только у оператора по SSH-ключу; пользователи видят чужие данные только в пределах функций и согласий, доступ проверяется на сервере; коды входа хранятся в виде хеша; сеансы ограничены по сроку; файлы из чатов закрыты от прямого доступа; журналы веб-сервера хранятся 14 дней; порядок реагирования на инциденты и уведомления Роскомнадзора — в документе 06</w:t>
             </w:r>
           </w:p>
         </w:tc>
@@ -2956,7 +3033,7 @@
     </w:p>
     <w:p>
       <w:r>
-        <w:t>Лица, обрабатывающие данные по поручению оператора (сведения для политики и ответов на запросы; в форму вносятся, если портал предусматривает поле): ООО «ЯНДЕКС.ОБЛАКО» — хостинг, хранение данных и файлов, отправка email (Yandex Postbox), 119021, г. Москва, ул. Льва Толстого, д. 16, помещ. 528; ООО «СМС.РУ» (ИНН 7713461582, ОГРН 1187746809007) — отправка SMS с кодом входа, юридический адрес 127422, г. Москва, ул. Тимирязевская, д. 5/14. ООО «ВК» при входе через VK ID действует как самостоятельный оператор сервиса VK ID.</w:t>
+        <w:t>Лица, обрабатывающие данные по поручению оператора (сведения для политики и ответов на запросы; в форму вносятся, если портал предусматривает поле): ООО «ЯНДЕКС.ОБЛАКО» — хостинг, хранение данных и файлов, отправка email (Yandex Postbox), 119021, г. Москва, ул. Льва Толстого, д. 16, помещ. 528. ООО «ВК» при входе через VK ID действует как самостоятельный оператор сервиса VK ID: с разрешения пользователя передаёт оператору идентификатор VK, имя, фамилию и подтверждённый номер телефона; поручения ему нет. ООО «СМС.РУ» не указывается: вход по SMS выключен (на 7 октября 2026 года); при включении — уведомление об изменении сведений. ООО «ЯНДЕКС» (API Яндекс Карт) упомянуто в политике, но на 7 октября 2026 года ключи карт на сервере не заданы и карты Яндекса не загружаются; при включении карт внести его в перечень.</w:t>
       </w:r>
     </w:p>
     <w:p>
@@ -3092,7 +3169,7 @@
               <w:rPr>
                 <w:sz w:val="18"/>
               </w:rPr>
-              <w:t xml:space="preserve">Индивидуальный предприниматель Захаров Матвей Владимирович, ИНН 471803649801, ОГРНИП 326470400131678; 187420, Ленинградская область, Волховский район, г. Сясьстрой, ул. Космонавтов, д. 8, кв. 15; дата и номер уведомления об обработке: </w:t>
+              <w:t xml:space="preserve">Физическое лицо Захаров Матвей Владимирович, ИНН 471803649801; 187420, Ленинградская область, Волховский район, г. Сясьстрой, ул. Космонавтов, д. 8, кв. 15; дата и номер уведомления об обработке: </w:t>
             </w:r>
             <w:r>
               <w:rPr>
@@ -3503,9 +3580,9 @@
     </w:p>
     <w:p>
       <w:r>
-        <w:t xml:space="preserve">Оценка проводится по требованиям приказа Роскомнадзора от 27.10.2022 № 178. Оператор: индивидуальный предприниматель Захаров Матвей Владимирович, ИНН 471803649801. Информационная система: сервис НаТреню (сайт </w:t>
+        <w:t xml:space="preserve">Оценка проводится по требованиям приказа Роскомнадзора от 27.10.2022 № 178. Оператор: Захаров Матвей Владимирович (физическое лицо), ИНН 471803649801. Информационная система: сервис НаТреню (сайт </w:t>
       </w:r>
-      <w:hyperlink r:id="rId12">
+      <w:hyperlink r:id="rId13">
         <w:r>
           <w:rPr>
             <w:color w:val="1F4D70"/>
@@ -3558,7 +3635,7 @@
     </w:p>
     <w:p>
       <w:r>
-        <w:t>Оператор: индивидуальный предприниматель Захаров Матвей Владимирович, ИНН 471803649801. Информационная система персональных данных: сервис НаТреню.</w:t>
+        <w:t>Оператор: Захаров Матвей Владимирович (физическое лицо), ИНН 471803649801. Информационная система персональных данных: сервис НаТреню.</w:t>
       </w:r>
     </w:p>
     <w:tbl>
@@ -3945,7 +4022,7 @@
       <w:pPr>
         <w:pStyle w:val="ListBullet"/>
       </w:pPr>
-      <w:hyperlink r:id="rId15">
+      <w:hyperlink r:id="rId16">
         <w:r>
           <w:rPr>
             <w:color w:val="1F4D70"/>
@@ -3959,7 +4036,7 @@
       <w:pPr>
         <w:pStyle w:val="ListBullet"/>
       </w:pPr>
-      <w:hyperlink r:id="rId16">
+      <w:hyperlink r:id="rId17">
         <w:r>
           <w:rPr>
             <w:color w:val="1F4D70"/>
@@ -3973,7 +4050,7 @@
       <w:pPr>
         <w:pStyle w:val="ListBullet"/>
       </w:pPr>
-      <w:hyperlink r:id="rId17">
+      <w:hyperlink r:id="rId18">
         <w:r>
           <w:rPr>
             <w:color w:val="1F4D70"/>
@@ -3987,7 +4064,7 @@
       <w:pPr>
         <w:pStyle w:val="ListBullet"/>
       </w:pPr>
-      <w:hyperlink r:id="rId18">
+      <w:hyperlink r:id="rId19">
         <w:r>
           <w:rPr>
             <w:color w:val="1F4D70"/>
